--- a/aura-documents/output/word/01-governance/02-roles-responsibilities-delegation-of-authority.docx
+++ b/aura-documents/output/word/01-governance/02-roles-responsibilities-delegation-of-authority.docx
@@ -30,7 +30,7 @@
           <w:color w:val="7A6753"/>
           <w:sz w:val="16"/>
         </w:rPr>
-        <w:t xml:space="preserve">Document No. AUR-GOV-02 · Version 0.1 (Draft) · Owner: Founder &amp; CEO · Effective: </w:t>
+        <w:t xml:space="preserve">Document No. AUR-GOV-02 · Version 0.2 (Draft) · Owner: Founder &amp; CEO · Effective: </w:t>
       </w:r>
       <w:r>
         <w:rPr>
@@ -413,7 +413,27 @@
           <w:color w:val="4A3A2C"/>
           <w:sz w:val="20"/>
         </w:rPr>
-        <w:t xml:space="preserve"> approvals, DHA approvals for clinical services, Dubai Municipality and Dubai Civil Defence requirements.</w:t>
+        <w:t xml:space="preserve"> approvals, DHA requirements (including </w:t>
+      </w:r>
+      <w:r>
+        <w:rPr>
+          <w:rFonts w:ascii="Jost" w:hAnsi="Jost" w:cs="Jost" w:eastAsia="Jost"/>
+          <w:b w:val="0"/>
+          <w:i w:val="0"/>
+          <w:color w:val="A6754C"/>
+          <w:sz w:val="20"/>
+        </w:rPr>
+        <w:t>[confirm licensing requirements for hyperbaric with DHA / licensing authority]</w:t>
+      </w:r>
+      <w:r>
+        <w:rPr>
+          <w:rFonts w:ascii="Jost" w:hAnsi="Jost" w:cs="Jost" w:eastAsia="Jost"/>
+          <w:b w:val="0"/>
+          <w:i w:val="0"/>
+          <w:color w:val="4A3A2C"/>
+          <w:sz w:val="20"/>
+        </w:rPr>
+        <w:t>), Dubai Municipality and Dubai Civil Defence requirements.</w:t>
       </w:r>
     </w:p>
     <w:p>
@@ -508,7 +528,43 @@
           <w:color w:val="4A3A2C"/>
           <w:sz w:val="20"/>
         </w:rPr>
-        <w:t>Builds and leads the team: Lead Host, Hosts, Guest Relations, Housekeeping, Marketing &amp; Community, and works with the Clinical Lead.</w:t>
+        <w:t xml:space="preserve">Builds and leads the team: Lead Host, Hosts, Guest Relations, Healers, cleaning support, Marketing &amp; Community, and liaises with the </w:t>
+      </w:r>
+      <w:r>
+        <w:rPr>
+          <w:rFonts w:ascii="Jost" w:hAnsi="Jost" w:cs="Jost" w:eastAsia="Jost"/>
+          <w:b w:val="0"/>
+          <w:i w:val="0"/>
+          <w:color w:val="A6754C"/>
+          <w:sz w:val="20"/>
+        </w:rPr>
+        <w:t>[Medical Director named on the licence]</w:t>
+      </w:r>
+      <w:r>
+        <w:rPr>
+          <w:rFonts w:ascii="Jost" w:hAnsi="Jost" w:cs="Jost" w:eastAsia="Jost"/>
+          <w:b w:val="0"/>
+          <w:i w:val="0"/>
+          <w:color w:val="4A3A2C"/>
+          <w:sz w:val="20"/>
+        </w:rPr>
+        <w:t xml:space="preserve"> on oversight and escalation.</w:t>
+      </w:r>
+    </w:p>
+    <w:p>
+      <w:pPr>
+        <w:pStyle w:val="ListBullet"/>
+        <w:spacing w:before="0" w:after="60" w:line="300" w:lineRule="auto"/>
+      </w:pPr>
+      <w:r>
+        <w:rPr>
+          <w:rFonts w:ascii="Jost" w:hAnsi="Jost" w:cs="Jost" w:eastAsia="Jost"/>
+          <w:b w:val="0"/>
+          <w:i w:val="0"/>
+          <w:color w:val="4A3A2C"/>
+          <w:sz w:val="20"/>
+        </w:rPr>
+        <w:t>Sets the rota of 2 Hosts per shift across opening hours of 9:00am–9:00pm, 7 days a week.</w:t>
       </w:r>
     </w:p>
     <w:p>
@@ -572,7 +628,23 @@
           <w:color w:val="4A3A2C"/>
           <w:sz w:val="20"/>
         </w:rPr>
-        <w:t>Manages suppliers, stock (robes, towels, slippers, Epsom salt, consumables) and facilities.</w:t>
+        <w:t>Manages suppliers, stock (robes, Aura-branded towels and clothing, hotel-style Aura-branded slippers, refreshments, retail stock, consumables), the in-house laundry and facilities.</w:t>
+      </w:r>
+    </w:p>
+    <w:p>
+      <w:pPr>
+        <w:pStyle w:val="ListBullet"/>
+        <w:spacing w:before="0" w:after="60" w:line="300" w:lineRule="auto"/>
+      </w:pPr>
+      <w:r>
+        <w:rPr>
+          <w:rFonts w:ascii="Jost" w:hAnsi="Jost" w:cs="Jost" w:eastAsia="Jost"/>
+          <w:b w:val="0"/>
+          <w:i w:val="0"/>
+          <w:color w:val="4A3A2C"/>
+          <w:sz w:val="20"/>
+        </w:rPr>
+        <w:t>Checks the end-of-day cash close the next morning.</w:t>
       </w:r>
     </w:p>
     <w:p>
@@ -667,6 +739,22 @@
           <w:color w:val="4A3A2C"/>
           <w:sz w:val="20"/>
         </w:rPr>
+        <w:t>As senior Host on the closing shift (or delegates to the senior Host), completes the end-of-day close for Apple Pay, card and cash takings.</w:t>
+      </w:r>
+    </w:p>
+    <w:p>
+      <w:pPr>
+        <w:pStyle w:val="ListBullet"/>
+        <w:spacing w:before="0" w:after="60" w:line="300" w:lineRule="auto"/>
+      </w:pPr>
+      <w:r>
+        <w:rPr>
+          <w:rFonts w:ascii="Jost" w:hAnsi="Jost" w:cs="Jost" w:eastAsia="Jost"/>
+          <w:b w:val="0"/>
+          <w:i w:val="0"/>
+          <w:color w:val="4A3A2C"/>
+          <w:sz w:val="20"/>
+        </w:rPr>
         <w:t>First point of escalation for any guest concern or incident.</w:t>
       </w:r>
     </w:p>
@@ -682,7 +770,7 @@
           <w:color w:val="A6754C"/>
           <w:sz w:val="17"/>
         </w:rPr>
-        <w:t>2.5 CLINICAL LEAD</w:t>
+        <w:t>2.5 HEALERS</w:t>
       </w:r>
     </w:p>
     <w:p>
@@ -698,7 +786,7 @@
           <w:color w:val="4A3A2C"/>
           <w:sz w:val="20"/>
         </w:rPr>
-        <w:t xml:space="preserve">Clinical governance for IV nutrient therapy and hyperbaric oxygen, subject to DHA requirements </w:t>
+        <w:t>Run every guest's first-visit consultation (</w:t>
       </w:r>
       <w:r>
         <w:rPr>
@@ -708,7 +796,63 @@
           <w:color w:val="A6754C"/>
           <w:sz w:val="20"/>
         </w:rPr>
-        <w:t>[DHA licence / approval reference]</w:t>
+        <w:t>[30–45 min proposed]</w:t>
+      </w:r>
+      <w:r>
+        <w:rPr>
+          <w:rFonts w:ascii="Jost" w:hAnsi="Jost" w:cs="Jost" w:eastAsia="Jost"/>
+          <w:b w:val="0"/>
+          <w:i w:val="0"/>
+          <w:color w:val="4A3A2C"/>
+          <w:sz w:val="20"/>
+        </w:rPr>
+        <w:t>), identify the core problem and design a personalised package or programme to regulate the nervous system and support energy healing.</w:t>
+      </w:r>
+    </w:p>
+    <w:p>
+      <w:pPr>
+        <w:pStyle w:val="ListBullet"/>
+        <w:spacing w:before="0" w:after="60" w:line="300" w:lineRule="auto"/>
+      </w:pPr>
+      <w:r>
+        <w:rPr>
+          <w:rFonts w:ascii="Jost" w:hAnsi="Jost" w:cs="Jost" w:eastAsia="Jost"/>
+          <w:b w:val="0"/>
+          <w:i w:val="0"/>
+          <w:color w:val="4A3A2C"/>
+          <w:sz w:val="20"/>
+        </w:rPr>
+        <w:t xml:space="preserve">Lead Sound Healing and Guided Breathwork sessions </w:t>
+      </w:r>
+      <w:r>
+        <w:rPr>
+          <w:rFonts w:ascii="Jost" w:hAnsi="Jost" w:cs="Jost" w:eastAsia="Jost"/>
+          <w:b w:val="0"/>
+          <w:i w:val="0"/>
+          <w:color w:val="A6754C"/>
+          <w:sz w:val="20"/>
+        </w:rPr>
+        <w:t>[confirm]</w:t>
+      </w:r>
+      <w:r>
+        <w:rPr>
+          <w:rFonts w:ascii="Jost" w:hAnsi="Jost" w:cs="Jost" w:eastAsia="Jost"/>
+          <w:b w:val="0"/>
+          <w:i w:val="0"/>
+          <w:color w:val="4A3A2C"/>
+          <w:sz w:val="20"/>
+        </w:rPr>
+        <w:t xml:space="preserve"> for 1:1 or small groups </w:t>
+      </w:r>
+      <w:r>
+        <w:rPr>
+          <w:rFonts w:ascii="Jost" w:hAnsi="Jost" w:cs="Jost" w:eastAsia="Jost"/>
+          <w:b w:val="0"/>
+          <w:i w:val="0"/>
+          <w:color w:val="A6754C"/>
+          <w:sz w:val="20"/>
+        </w:rPr>
+        <w:t>[up to __ guests]</w:t>
       </w:r>
       <w:r>
         <w:rPr>
@@ -734,7 +878,122 @@
           <w:color w:val="4A3A2C"/>
           <w:sz w:val="20"/>
         </w:rPr>
-        <w:t>Has authority to stop or decline any session on clinical grounds. This authority cannot be overridden by any commercial decision.</w:t>
+        <w:t>Recommend packages within the approved price list; any discount follows section 4.2.</w:t>
+      </w:r>
+    </w:p>
+    <w:p>
+      <w:pPr>
+        <w:pStyle w:val="ListBullet"/>
+        <w:spacing w:before="0" w:after="60" w:line="300" w:lineRule="auto"/>
+      </w:pPr>
+      <w:r>
+        <w:rPr>
+          <w:rFonts w:ascii="Jost" w:hAnsi="Jost" w:cs="Jost" w:eastAsia="Jost"/>
+          <w:b w:val="0"/>
+          <w:i w:val="0"/>
+          <w:color w:val="4A3A2C"/>
+          <w:sz w:val="20"/>
+        </w:rPr>
+        <w:t>Work in wellness language only; flag anything that warrants a conversation with the guest's doctor.</w:t>
+      </w:r>
+    </w:p>
+    <w:p>
+      <w:pPr>
+        <w:keepNext/>
+        <w:spacing w:before="200" w:after="60" w:line="264" w:lineRule="auto"/>
+      </w:pPr>
+      <w:r>
+        <w:rPr>
+          <w:rFonts w:ascii="Jost" w:hAnsi="Jost" w:cs="Jost" w:eastAsia="Jost"/>
+          <w:b/>
+          <w:color w:val="A6754C"/>
+          <w:sz w:val="17"/>
+        </w:rPr>
+        <w:t>2.6 MEDICAL OVERSIGHT</w:t>
+      </w:r>
+    </w:p>
+    <w:p>
+      <w:pPr>
+        <w:pStyle w:val="ListBullet"/>
+        <w:spacing w:before="0" w:after="60" w:line="300" w:lineRule="auto"/>
+      </w:pPr>
+      <w:r>
+        <w:rPr>
+          <w:rFonts w:ascii="Jost" w:hAnsi="Jost" w:cs="Jost" w:eastAsia="Jost"/>
+          <w:b w:val="0"/>
+          <w:i w:val="0"/>
+          <w:color w:val="4A3A2C"/>
+          <w:sz w:val="20"/>
+        </w:rPr>
+        <w:t>No medical treatments are offered at launch. IV Nutrient Therapy is not offered; it is a possible future service only, subject to DHA licensing and on-site clinicians.</w:t>
+      </w:r>
+    </w:p>
+    <w:p>
+      <w:pPr>
+        <w:pStyle w:val="ListBullet"/>
+        <w:spacing w:before="0" w:after="60" w:line="300" w:lineRule="auto"/>
+      </w:pPr>
+      <w:r>
+        <w:rPr>
+          <w:rFonts w:ascii="Jost" w:hAnsi="Jost" w:cs="Jost" w:eastAsia="Jost"/>
+          <w:b w:val="0"/>
+          <w:i w:val="0"/>
+          <w:color w:val="4A3A2C"/>
+          <w:sz w:val="20"/>
+        </w:rPr>
+        <w:t xml:space="preserve">A doctor is named on the licence as the </w:t>
+      </w:r>
+      <w:r>
+        <w:rPr>
+          <w:rFonts w:ascii="Jost" w:hAnsi="Jost" w:cs="Jost" w:eastAsia="Jost"/>
+          <w:b w:val="0"/>
+          <w:i w:val="0"/>
+          <w:color w:val="A6754C"/>
+          <w:sz w:val="20"/>
+        </w:rPr>
+        <w:t>[Medical Director named on the licence]</w:t>
+      </w:r>
+      <w:r>
+        <w:rPr>
+          <w:rFonts w:ascii="Jost" w:hAnsi="Jost" w:cs="Jost" w:eastAsia="Jost"/>
+          <w:b w:val="0"/>
+          <w:i w:val="0"/>
+          <w:color w:val="4A3A2C"/>
+          <w:sz w:val="20"/>
+        </w:rPr>
+        <w:t>. The doctor is not on the floor and provides oversight and escalation only.</w:t>
+      </w:r>
+    </w:p>
+    <w:p>
+      <w:pPr>
+        <w:pStyle w:val="ListBullet"/>
+        <w:spacing w:before="0" w:after="60" w:line="300" w:lineRule="auto"/>
+      </w:pPr>
+      <w:r>
+        <w:rPr>
+          <w:rFonts w:ascii="Jost" w:hAnsi="Jost" w:cs="Jost" w:eastAsia="Jost"/>
+          <w:b w:val="0"/>
+          <w:i w:val="0"/>
+          <w:color w:val="4A3A2C"/>
+          <w:sz w:val="20"/>
+        </w:rPr>
+        <w:t>Any Host, Healer or the General Manager may stop or decline a session where a guest's health raises concern. This cannot be overridden by any commercial decision.</w:t>
+      </w:r>
+    </w:p>
+    <w:p>
+      <w:pPr>
+        <w:pStyle w:val="ListBullet"/>
+        <w:spacing w:before="0" w:after="60" w:line="300" w:lineRule="auto"/>
+      </w:pPr>
+      <w:r>
+        <w:rPr>
+          <w:rFonts w:ascii="Jost" w:hAnsi="Jost" w:cs="Jost" w:eastAsia="Jost"/>
+          <w:b w:val="0"/>
+          <w:i w:val="0"/>
+          <w:color w:val="4A3A2C"/>
+          <w:sz w:val="20"/>
+        </w:rPr>
+        <w:t>If clinical services are added later, a Clinical Lead would be appointed and this document updated.</w:t>
       </w:r>
     </w:p>
     <w:p>
@@ -1375,7 +1634,7 @@
                 <w:color w:val="4A3A2C"/>
                 <w:sz w:val="17"/>
               </w:rPr>
-              <w:t>Hiring — Lead Host, Clinical Lead</w:t>
+              <w:t>Hiring — Lead Host, Healers</w:t>
             </w:r>
           </w:p>
         </w:tc>
@@ -1481,7 +1740,7 @@
                 <w:color w:val="4A3A2C"/>
                 <w:sz w:val="17"/>
               </w:rPr>
-              <w:t>Hiring — Hosts, Guest Relations, Housekeeping</w:t>
+              <w:t>Hiring — Hosts, Guest Relations, cleaning support</w:t>
             </w:r>
           </w:p>
         </w:tc>
@@ -2572,27 +2831,7 @@
                 <w:color w:val="4A3A2C"/>
                 <w:sz w:val="17"/>
               </w:rPr>
-              <w:t xml:space="preserve">Individual discount or comp up to AED </w:t>
-            </w:r>
-            <w:r>
-              <w:rPr>
-                <w:rFonts w:ascii="Jost" w:hAnsi="Jost" w:cs="Jost" w:eastAsia="Jost"/>
-                <w:b w:val="0"/>
-                <w:i w:val="0"/>
-                <w:color w:val="A6754C"/>
-                <w:sz w:val="17"/>
-              </w:rPr>
-              <w:t>[___]</w:t>
-            </w:r>
-            <w:r>
-              <w:rPr>
-                <w:rFonts w:ascii="Jost" w:hAnsi="Jost" w:cs="Jost" w:eastAsia="Jost"/>
-                <w:b w:val="0"/>
-                <w:i w:val="0"/>
-                <w:color w:val="4A3A2C"/>
-                <w:sz w:val="17"/>
-              </w:rPr>
-              <w:t xml:space="preserve"> per guest visit</w:t>
+              <w:t>Healer-designed packages within the approved price list</w:t>
             </w:r>
           </w:p>
         </w:tc>
@@ -2655,7 +2894,7 @@
                 <w:color w:val="4A3A2C"/>
                 <w:sz w:val="17"/>
               </w:rPr>
-              <w:t>I</w:t>
+              <w:t>A</w:t>
             </w:r>
           </w:p>
         </w:tc>
@@ -2676,7 +2915,7 @@
                 <w:color w:val="4A3A2C"/>
                 <w:sz w:val="17"/>
               </w:rPr>
-              <w:t>A</w:t>
+              <w:t>I</w:t>
             </w:r>
           </w:p>
         </w:tc>
@@ -2698,246 +2937,7 @@
                 <w:color w:val="4A3A2C"/>
                 <w:sz w:val="17"/>
               </w:rPr>
-              <w:t xml:space="preserve">Individual discount or comp up to AED </w:t>
-            </w:r>
-            <w:r>
-              <w:rPr>
-                <w:rFonts w:ascii="Jost" w:hAnsi="Jost" w:cs="Jost" w:eastAsia="Jost"/>
-                <w:b w:val="0"/>
-                <w:i w:val="0"/>
-                <w:color w:val="A6754C"/>
-                <w:sz w:val="17"/>
-              </w:rPr>
-              <w:t>[___]</w:t>
-            </w:r>
-          </w:p>
-        </w:tc>
-        <w:tc>
-          <w:tcPr>
-            <w:tcW w:type="dxa" w:w="1882"/>
-          </w:tcPr>
-          <w:p>
-            <w:pPr>
-              <w:spacing w:before="40" w:after="40" w:line="276" w:lineRule="auto"/>
-            </w:pPr>
-            <w:r>
-              <w:rPr>
-                <w:rFonts w:ascii="Jost" w:hAnsi="Jost" w:cs="Jost" w:eastAsia="Jost"/>
-                <w:b w:val="0"/>
-                <w:i w:val="0"/>
-                <w:color w:val="4A3A2C"/>
-                <w:sz w:val="17"/>
-              </w:rPr>
-              <w:t>—</w:t>
-            </w:r>
-          </w:p>
-        </w:tc>
-        <w:tc>
-          <w:tcPr>
-            <w:tcW w:type="dxa" w:w="1882"/>
-          </w:tcPr>
-          <w:p>
-            <w:pPr>
-              <w:spacing w:before="40" w:after="40" w:line="276" w:lineRule="auto"/>
-            </w:pPr>
-            <w:r>
-              <w:rPr>
-                <w:rFonts w:ascii="Jost" w:hAnsi="Jost" w:cs="Jost" w:eastAsia="Jost"/>
-                <w:b w:val="0"/>
-                <w:i w:val="0"/>
-                <w:color w:val="4A3A2C"/>
-                <w:sz w:val="17"/>
-              </w:rPr>
-              <w:t>I</w:t>
-            </w:r>
-          </w:p>
-        </w:tc>
-        <w:tc>
-          <w:tcPr>
-            <w:tcW w:type="dxa" w:w="1882"/>
-          </w:tcPr>
-          <w:p>
-            <w:pPr>
-              <w:spacing w:before="40" w:after="40" w:line="276" w:lineRule="auto"/>
-            </w:pPr>
-            <w:r>
-              <w:rPr>
-                <w:rFonts w:ascii="Jost" w:hAnsi="Jost" w:cs="Jost" w:eastAsia="Jost"/>
-                <w:b w:val="0"/>
-                <w:i w:val="0"/>
-                <w:color w:val="4A3A2C"/>
-                <w:sz w:val="17"/>
-              </w:rPr>
-              <w:t>A</w:t>
-            </w:r>
-          </w:p>
-        </w:tc>
-        <w:tc>
-          <w:tcPr>
-            <w:tcW w:type="dxa" w:w="1882"/>
-          </w:tcPr>
-          <w:p>
-            <w:pPr>
-              <w:spacing w:before="40" w:after="40" w:line="276" w:lineRule="auto"/>
-            </w:pPr>
-            <w:r>
-              <w:rPr>
-                <w:rFonts w:ascii="Jost" w:hAnsi="Jost" w:cs="Jost" w:eastAsia="Jost"/>
-                <w:b w:val="0"/>
-                <w:i w:val="0"/>
-                <w:color w:val="4A3A2C"/>
-                <w:sz w:val="17"/>
-              </w:rPr>
-              <w:t>R</w:t>
-            </w:r>
-          </w:p>
-        </w:tc>
-      </w:tr>
-      <w:tr>
-        <w:tc>
-          <w:tcPr>
-            <w:tcW w:type="dxa" w:w="1882"/>
-            <w:shd w:val="clear" w:color="auto" w:fill="FBF5EE"/>
-          </w:tcPr>
-          <w:p>
-            <w:pPr>
-              <w:spacing w:before="40" w:after="40" w:line="276" w:lineRule="auto"/>
-            </w:pPr>
-            <w:r>
-              <w:rPr>
-                <w:rFonts w:ascii="Jost" w:hAnsi="Jost" w:cs="Jost" w:eastAsia="Jost"/>
-                <w:b w:val="0"/>
-                <w:i w:val="0"/>
-                <w:color w:val="4A3A2C"/>
-                <w:sz w:val="17"/>
-              </w:rPr>
-              <w:t xml:space="preserve">Individual discount or comp above AED </w:t>
-            </w:r>
-            <w:r>
-              <w:rPr>
-                <w:rFonts w:ascii="Jost" w:hAnsi="Jost" w:cs="Jost" w:eastAsia="Jost"/>
-                <w:b w:val="0"/>
-                <w:i w:val="0"/>
-                <w:color w:val="A6754C"/>
-                <w:sz w:val="17"/>
-              </w:rPr>
-              <w:t>[___]</w:t>
-            </w:r>
-          </w:p>
-        </w:tc>
-        <w:tc>
-          <w:tcPr>
-            <w:tcW w:type="dxa" w:w="1882"/>
-            <w:shd w:val="clear" w:color="auto" w:fill="FBF5EE"/>
-          </w:tcPr>
-          <w:p>
-            <w:pPr>
-              <w:spacing w:before="40" w:after="40" w:line="276" w:lineRule="auto"/>
-            </w:pPr>
-            <w:r>
-              <w:rPr>
-                <w:rFonts w:ascii="Jost" w:hAnsi="Jost" w:cs="Jost" w:eastAsia="Jost"/>
-                <w:b w:val="0"/>
-                <w:i w:val="0"/>
-                <w:color w:val="4A3A2C"/>
-                <w:sz w:val="17"/>
-              </w:rPr>
-              <w:t>TBA</w:t>
-            </w:r>
-          </w:p>
-        </w:tc>
-        <w:tc>
-          <w:tcPr>
-            <w:tcW w:type="dxa" w:w="1882"/>
-            <w:shd w:val="clear" w:color="auto" w:fill="FBF5EE"/>
-          </w:tcPr>
-          <w:p>
-            <w:pPr>
-              <w:spacing w:before="40" w:after="40" w:line="276" w:lineRule="auto"/>
-            </w:pPr>
-            <w:r>
-              <w:rPr>
-                <w:rFonts w:ascii="Jost" w:hAnsi="Jost" w:cs="Jost" w:eastAsia="Jost"/>
-                <w:b w:val="0"/>
-                <w:i w:val="0"/>
-                <w:color w:val="4A3A2C"/>
-                <w:sz w:val="17"/>
-              </w:rPr>
-              <w:t>TBA</w:t>
-            </w:r>
-          </w:p>
-        </w:tc>
-        <w:tc>
-          <w:tcPr>
-            <w:tcW w:type="dxa" w:w="1882"/>
-            <w:shd w:val="clear" w:color="auto" w:fill="FBF5EE"/>
-          </w:tcPr>
-          <w:p>
-            <w:pPr>
-              <w:spacing w:before="40" w:after="40" w:line="276" w:lineRule="auto"/>
-            </w:pPr>
-            <w:r>
-              <w:rPr>
-                <w:rFonts w:ascii="Jost" w:hAnsi="Jost" w:cs="Jost" w:eastAsia="Jost"/>
-                <w:b w:val="0"/>
-                <w:i w:val="0"/>
-                <w:color w:val="4A3A2C"/>
-                <w:sz w:val="17"/>
-              </w:rPr>
-              <w:t>R</w:t>
-            </w:r>
-          </w:p>
-        </w:tc>
-        <w:tc>
-          <w:tcPr>
-            <w:tcW w:type="dxa" w:w="1882"/>
-            <w:shd w:val="clear" w:color="auto" w:fill="FBF5EE"/>
-          </w:tcPr>
-          <w:p>
-            <w:pPr>
-              <w:spacing w:before="40" w:after="40" w:line="276" w:lineRule="auto"/>
-            </w:pPr>
-            <w:r>
-              <w:rPr>
-                <w:rFonts w:ascii="Jost" w:hAnsi="Jost" w:cs="Jost" w:eastAsia="Jost"/>
-                <w:b w:val="0"/>
-                <w:i w:val="0"/>
-                <w:color w:val="4A3A2C"/>
-                <w:sz w:val="17"/>
-              </w:rPr>
-              <w:t>—</w:t>
-            </w:r>
-          </w:p>
-        </w:tc>
-      </w:tr>
-      <w:tr>
-        <w:tc>
-          <w:tcPr>
-            <w:tcW w:type="dxa" w:w="1882"/>
-          </w:tcPr>
-          <w:p>
-            <w:pPr>
-              <w:spacing w:before="40" w:after="40" w:line="276" w:lineRule="auto"/>
-            </w:pPr>
-            <w:r>
-              <w:rPr>
-                <w:rFonts w:ascii="Jost" w:hAnsi="Jost" w:cs="Jost" w:eastAsia="Jost"/>
-                <w:b w:val="0"/>
-                <w:i w:val="0"/>
-                <w:color w:val="4A3A2C"/>
-                <w:sz w:val="17"/>
-              </w:rPr>
-              <w:t xml:space="preserve">Refund up to AED </w:t>
-            </w:r>
-            <w:r>
-              <w:rPr>
-                <w:rFonts w:ascii="Jost" w:hAnsi="Jost" w:cs="Jost" w:eastAsia="Jost"/>
-                <w:b w:val="0"/>
-                <w:i w:val="0"/>
-                <w:color w:val="A6754C"/>
-                <w:sz w:val="17"/>
-              </w:rPr>
-              <w:t>[___]</w:t>
+              <w:t>End-of-day cash close (Apple Pay, card, cash)</w:t>
             </w:r>
           </w:p>
         </w:tc>
@@ -2997,7 +2997,7 @@
                 <w:color w:val="4A3A2C"/>
                 <w:sz w:val="17"/>
               </w:rPr>
-              <w:t>A</w:t>
+              <w:t>A (check next morning)</w:t>
             </w:r>
           </w:p>
         </w:tc>
@@ -3040,17 +3040,7 @@
                 <w:color w:val="4A3A2C"/>
                 <w:sz w:val="17"/>
               </w:rPr>
-              <w:t xml:space="preserve">Refund above AED </w:t>
-            </w:r>
-            <w:r>
-              <w:rPr>
-                <w:rFonts w:ascii="Jost" w:hAnsi="Jost" w:cs="Jost" w:eastAsia="Jost"/>
-                <w:b w:val="0"/>
-                <w:i w:val="0"/>
-                <w:color w:val="A6754C"/>
-                <w:sz w:val="17"/>
-              </w:rPr>
-              <w:t>[___]</w:t>
+              <w:t>Adding a payment method (e.g. Tabby, later)</w:t>
             </w:r>
           </w:p>
         </w:tc>
@@ -3071,7 +3061,7 @@
                 <w:color w:val="4A3A2C"/>
                 <w:sz w:val="17"/>
               </w:rPr>
-              <w:t>—</w:t>
+              <w:t>I</w:t>
             </w:r>
           </w:p>
         </w:tc>
@@ -3156,7 +3146,47 @@
                 <w:color w:val="4A3A2C"/>
                 <w:sz w:val="17"/>
               </w:rPr>
-              <w:t>Membership pause or cancellation outside standard terms</w:t>
+              <w:t xml:space="preserve">Individual discount or comp up to AED </w:t>
+            </w:r>
+            <w:r>
+              <w:rPr>
+                <w:rFonts w:ascii="Jost" w:hAnsi="Jost" w:cs="Jost" w:eastAsia="Jost"/>
+                <w:b w:val="0"/>
+                <w:i w:val="0"/>
+                <w:color w:val="A6754C"/>
+                <w:sz w:val="17"/>
+              </w:rPr>
+              <w:t>[___]</w:t>
+            </w:r>
+            <w:r>
+              <w:rPr>
+                <w:rFonts w:ascii="Jost" w:hAnsi="Jost" w:cs="Jost" w:eastAsia="Jost"/>
+                <w:b w:val="0"/>
+                <w:i w:val="0"/>
+                <w:color w:val="4A3A2C"/>
+                <w:sz w:val="17"/>
+              </w:rPr>
+              <w:t xml:space="preserve"> per guest visit</w:t>
+            </w:r>
+          </w:p>
+        </w:tc>
+        <w:tc>
+          <w:tcPr>
+            <w:tcW w:type="dxa" w:w="1882"/>
+          </w:tcPr>
+          <w:p>
+            <w:pPr>
+              <w:spacing w:before="40" w:after="40" w:line="276" w:lineRule="auto"/>
+            </w:pPr>
+            <w:r>
+              <w:rPr>
+                <w:rFonts w:ascii="Jost" w:hAnsi="Jost" w:cs="Jost" w:eastAsia="Jost"/>
+                <w:b w:val="0"/>
+                <w:i w:val="0"/>
+                <w:color w:val="4A3A2C"/>
+                <w:sz w:val="17"/>
+              </w:rPr>
+              <w:t>—</w:t>
             </w:r>
           </w:p>
         </w:tc>
@@ -3220,9 +3250,106 @@
             </w:r>
           </w:p>
         </w:tc>
+      </w:tr>
+      <w:tr>
         <w:tc>
           <w:tcPr>
             <w:tcW w:type="dxa" w:w="1882"/>
+            <w:shd w:val="clear" w:color="auto" w:fill="FBF5EE"/>
+          </w:tcPr>
+          <w:p>
+            <w:pPr>
+              <w:spacing w:before="40" w:after="40" w:line="276" w:lineRule="auto"/>
+            </w:pPr>
+            <w:r>
+              <w:rPr>
+                <w:rFonts w:ascii="Jost" w:hAnsi="Jost" w:cs="Jost" w:eastAsia="Jost"/>
+                <w:b w:val="0"/>
+                <w:i w:val="0"/>
+                <w:color w:val="4A3A2C"/>
+                <w:sz w:val="17"/>
+              </w:rPr>
+              <w:t xml:space="preserve">Individual discount or comp up to AED </w:t>
+            </w:r>
+            <w:r>
+              <w:rPr>
+                <w:rFonts w:ascii="Jost" w:hAnsi="Jost" w:cs="Jost" w:eastAsia="Jost"/>
+                <w:b w:val="0"/>
+                <w:i w:val="0"/>
+                <w:color w:val="A6754C"/>
+                <w:sz w:val="17"/>
+              </w:rPr>
+              <w:t>[___]</w:t>
+            </w:r>
+          </w:p>
+        </w:tc>
+        <w:tc>
+          <w:tcPr>
+            <w:tcW w:type="dxa" w:w="1882"/>
+            <w:shd w:val="clear" w:color="auto" w:fill="FBF5EE"/>
+          </w:tcPr>
+          <w:p>
+            <w:pPr>
+              <w:spacing w:before="40" w:after="40" w:line="276" w:lineRule="auto"/>
+            </w:pPr>
+            <w:r>
+              <w:rPr>
+                <w:rFonts w:ascii="Jost" w:hAnsi="Jost" w:cs="Jost" w:eastAsia="Jost"/>
+                <w:b w:val="0"/>
+                <w:i w:val="0"/>
+                <w:color w:val="4A3A2C"/>
+                <w:sz w:val="17"/>
+              </w:rPr>
+              <w:t>—</w:t>
+            </w:r>
+          </w:p>
+        </w:tc>
+        <w:tc>
+          <w:tcPr>
+            <w:tcW w:type="dxa" w:w="1882"/>
+            <w:shd w:val="clear" w:color="auto" w:fill="FBF5EE"/>
+          </w:tcPr>
+          <w:p>
+            <w:pPr>
+              <w:spacing w:before="40" w:after="40" w:line="276" w:lineRule="auto"/>
+            </w:pPr>
+            <w:r>
+              <w:rPr>
+                <w:rFonts w:ascii="Jost" w:hAnsi="Jost" w:cs="Jost" w:eastAsia="Jost"/>
+                <w:b w:val="0"/>
+                <w:i w:val="0"/>
+                <w:color w:val="4A3A2C"/>
+                <w:sz w:val="17"/>
+              </w:rPr>
+              <w:t>I</w:t>
+            </w:r>
+          </w:p>
+        </w:tc>
+        <w:tc>
+          <w:tcPr>
+            <w:tcW w:type="dxa" w:w="1882"/>
+            <w:shd w:val="clear" w:color="auto" w:fill="FBF5EE"/>
+          </w:tcPr>
+          <w:p>
+            <w:pPr>
+              <w:spacing w:before="40" w:after="40" w:line="276" w:lineRule="auto"/>
+            </w:pPr>
+            <w:r>
+              <w:rPr>
+                <w:rFonts w:ascii="Jost" w:hAnsi="Jost" w:cs="Jost" w:eastAsia="Jost"/>
+                <w:b w:val="0"/>
+                <w:i w:val="0"/>
+                <w:color w:val="4A3A2C"/>
+                <w:sz w:val="17"/>
+              </w:rPr>
+              <w:t>A</w:t>
+            </w:r>
+          </w:p>
+        </w:tc>
+        <w:tc>
+          <w:tcPr>
+            <w:tcW w:type="dxa" w:w="1882"/>
+            <w:shd w:val="clear" w:color="auto" w:fill="FBF5EE"/>
           </w:tcPr>
           <w:p>
             <w:pPr>
@@ -3245,6 +3372,118 @@
         <w:tc>
           <w:tcPr>
             <w:tcW w:type="dxa" w:w="1882"/>
+          </w:tcPr>
+          <w:p>
+            <w:pPr>
+              <w:spacing w:before="40" w:after="40" w:line="276" w:lineRule="auto"/>
+            </w:pPr>
+            <w:r>
+              <w:rPr>
+                <w:rFonts w:ascii="Jost" w:hAnsi="Jost" w:cs="Jost" w:eastAsia="Jost"/>
+                <w:b w:val="0"/>
+                <w:i w:val="0"/>
+                <w:color w:val="4A3A2C"/>
+                <w:sz w:val="17"/>
+              </w:rPr>
+              <w:t xml:space="preserve">Individual discount or comp above AED </w:t>
+            </w:r>
+            <w:r>
+              <w:rPr>
+                <w:rFonts w:ascii="Jost" w:hAnsi="Jost" w:cs="Jost" w:eastAsia="Jost"/>
+                <w:b w:val="0"/>
+                <w:i w:val="0"/>
+                <w:color w:val="A6754C"/>
+                <w:sz w:val="17"/>
+              </w:rPr>
+              <w:t>[___]</w:t>
+            </w:r>
+          </w:p>
+        </w:tc>
+        <w:tc>
+          <w:tcPr>
+            <w:tcW w:type="dxa" w:w="1882"/>
+          </w:tcPr>
+          <w:p>
+            <w:pPr>
+              <w:spacing w:before="40" w:after="40" w:line="276" w:lineRule="auto"/>
+            </w:pPr>
+            <w:r>
+              <w:rPr>
+                <w:rFonts w:ascii="Jost" w:hAnsi="Jost" w:cs="Jost" w:eastAsia="Jost"/>
+                <w:b w:val="0"/>
+                <w:i w:val="0"/>
+                <w:color w:val="4A3A2C"/>
+                <w:sz w:val="17"/>
+              </w:rPr>
+              <w:t>TBA</w:t>
+            </w:r>
+          </w:p>
+        </w:tc>
+        <w:tc>
+          <w:tcPr>
+            <w:tcW w:type="dxa" w:w="1882"/>
+          </w:tcPr>
+          <w:p>
+            <w:pPr>
+              <w:spacing w:before="40" w:after="40" w:line="276" w:lineRule="auto"/>
+            </w:pPr>
+            <w:r>
+              <w:rPr>
+                <w:rFonts w:ascii="Jost" w:hAnsi="Jost" w:cs="Jost" w:eastAsia="Jost"/>
+                <w:b w:val="0"/>
+                <w:i w:val="0"/>
+                <w:color w:val="4A3A2C"/>
+                <w:sz w:val="17"/>
+              </w:rPr>
+              <w:t>TBA</w:t>
+            </w:r>
+          </w:p>
+        </w:tc>
+        <w:tc>
+          <w:tcPr>
+            <w:tcW w:type="dxa" w:w="1882"/>
+          </w:tcPr>
+          <w:p>
+            <w:pPr>
+              <w:spacing w:before="40" w:after="40" w:line="276" w:lineRule="auto"/>
+            </w:pPr>
+            <w:r>
+              <w:rPr>
+                <w:rFonts w:ascii="Jost" w:hAnsi="Jost" w:cs="Jost" w:eastAsia="Jost"/>
+                <w:b w:val="0"/>
+                <w:i w:val="0"/>
+                <w:color w:val="4A3A2C"/>
+                <w:sz w:val="17"/>
+              </w:rPr>
+              <w:t>R</w:t>
+            </w:r>
+          </w:p>
+        </w:tc>
+        <w:tc>
+          <w:tcPr>
+            <w:tcW w:type="dxa" w:w="1882"/>
+          </w:tcPr>
+          <w:p>
+            <w:pPr>
+              <w:spacing w:before="40" w:after="40" w:line="276" w:lineRule="auto"/>
+            </w:pPr>
+            <w:r>
+              <w:rPr>
+                <w:rFonts w:ascii="Jost" w:hAnsi="Jost" w:cs="Jost" w:eastAsia="Jost"/>
+                <w:b w:val="0"/>
+                <w:i w:val="0"/>
+                <w:color w:val="4A3A2C"/>
+                <w:sz w:val="17"/>
+              </w:rPr>
+              <w:t>—</w:t>
+            </w:r>
+          </w:p>
+        </w:tc>
+      </w:tr>
+      <w:tr>
+        <w:tc>
+          <w:tcPr>
+            <w:tcW w:type="dxa" w:w="1882"/>
             <w:shd w:val="clear" w:color="auto" w:fill="FBF5EE"/>
           </w:tcPr>
           <w:p>
@@ -3259,7 +3498,17 @@
                 <w:color w:val="4A3A2C"/>
                 <w:sz w:val="17"/>
               </w:rPr>
-              <w:t>Guest passes beyond membership allowance</w:t>
+              <w:t xml:space="preserve">Refund up to AED </w:t>
+            </w:r>
+            <w:r>
+              <w:rPr>
+                <w:rFonts w:ascii="Jost" w:hAnsi="Jost" w:cs="Jost" w:eastAsia="Jost"/>
+                <w:b w:val="0"/>
+                <w:i w:val="0"/>
+                <w:color w:val="A6754C"/>
+                <w:sz w:val="17"/>
+              </w:rPr>
+              <w:t>[___]</w:t>
             </w:r>
           </w:p>
         </w:tc>
@@ -3330,6 +3579,327 @@
           <w:tcPr>
             <w:tcW w:type="dxa" w:w="1882"/>
             <w:shd w:val="clear" w:color="auto" w:fill="FBF5EE"/>
+          </w:tcPr>
+          <w:p>
+            <w:pPr>
+              <w:spacing w:before="40" w:after="40" w:line="276" w:lineRule="auto"/>
+            </w:pPr>
+            <w:r>
+              <w:rPr>
+                <w:rFonts w:ascii="Jost" w:hAnsi="Jost" w:cs="Jost" w:eastAsia="Jost"/>
+                <w:b w:val="0"/>
+                <w:i w:val="0"/>
+                <w:color w:val="4A3A2C"/>
+                <w:sz w:val="17"/>
+              </w:rPr>
+              <w:t>R</w:t>
+            </w:r>
+          </w:p>
+        </w:tc>
+      </w:tr>
+      <w:tr>
+        <w:tc>
+          <w:tcPr>
+            <w:tcW w:type="dxa" w:w="1882"/>
+          </w:tcPr>
+          <w:p>
+            <w:pPr>
+              <w:spacing w:before="40" w:after="40" w:line="276" w:lineRule="auto"/>
+            </w:pPr>
+            <w:r>
+              <w:rPr>
+                <w:rFonts w:ascii="Jost" w:hAnsi="Jost" w:cs="Jost" w:eastAsia="Jost"/>
+                <w:b w:val="0"/>
+                <w:i w:val="0"/>
+                <w:color w:val="4A3A2C"/>
+                <w:sz w:val="17"/>
+              </w:rPr>
+              <w:t xml:space="preserve">Refund above AED </w:t>
+            </w:r>
+            <w:r>
+              <w:rPr>
+                <w:rFonts w:ascii="Jost" w:hAnsi="Jost" w:cs="Jost" w:eastAsia="Jost"/>
+                <w:b w:val="0"/>
+                <w:i w:val="0"/>
+                <w:color w:val="A6754C"/>
+                <w:sz w:val="17"/>
+              </w:rPr>
+              <w:t>[___]</w:t>
+            </w:r>
+          </w:p>
+        </w:tc>
+        <w:tc>
+          <w:tcPr>
+            <w:tcW w:type="dxa" w:w="1882"/>
+          </w:tcPr>
+          <w:p>
+            <w:pPr>
+              <w:spacing w:before="40" w:after="40" w:line="276" w:lineRule="auto"/>
+            </w:pPr>
+            <w:r>
+              <w:rPr>
+                <w:rFonts w:ascii="Jost" w:hAnsi="Jost" w:cs="Jost" w:eastAsia="Jost"/>
+                <w:b w:val="0"/>
+                <w:i w:val="0"/>
+                <w:color w:val="4A3A2C"/>
+                <w:sz w:val="17"/>
+              </w:rPr>
+              <w:t>—</w:t>
+            </w:r>
+          </w:p>
+        </w:tc>
+        <w:tc>
+          <w:tcPr>
+            <w:tcW w:type="dxa" w:w="1882"/>
+          </w:tcPr>
+          <w:p>
+            <w:pPr>
+              <w:spacing w:before="40" w:after="40" w:line="276" w:lineRule="auto"/>
+            </w:pPr>
+            <w:r>
+              <w:rPr>
+                <w:rFonts w:ascii="Jost" w:hAnsi="Jost" w:cs="Jost" w:eastAsia="Jost"/>
+                <w:b w:val="0"/>
+                <w:i w:val="0"/>
+                <w:color w:val="4A3A2C"/>
+                <w:sz w:val="17"/>
+              </w:rPr>
+              <w:t>A</w:t>
+            </w:r>
+          </w:p>
+        </w:tc>
+        <w:tc>
+          <w:tcPr>
+            <w:tcW w:type="dxa" w:w="1882"/>
+          </w:tcPr>
+          <w:p>
+            <w:pPr>
+              <w:spacing w:before="40" w:after="40" w:line="276" w:lineRule="auto"/>
+            </w:pPr>
+            <w:r>
+              <w:rPr>
+                <w:rFonts w:ascii="Jost" w:hAnsi="Jost" w:cs="Jost" w:eastAsia="Jost"/>
+                <w:b w:val="0"/>
+                <w:i w:val="0"/>
+                <w:color w:val="4A3A2C"/>
+                <w:sz w:val="17"/>
+              </w:rPr>
+              <w:t>R</w:t>
+            </w:r>
+          </w:p>
+        </w:tc>
+        <w:tc>
+          <w:tcPr>
+            <w:tcW w:type="dxa" w:w="1882"/>
+          </w:tcPr>
+          <w:p>
+            <w:pPr>
+              <w:spacing w:before="40" w:after="40" w:line="276" w:lineRule="auto"/>
+            </w:pPr>
+            <w:r>
+              <w:rPr>
+                <w:rFonts w:ascii="Jost" w:hAnsi="Jost" w:cs="Jost" w:eastAsia="Jost"/>
+                <w:b w:val="0"/>
+                <w:i w:val="0"/>
+                <w:color w:val="4A3A2C"/>
+                <w:sz w:val="17"/>
+              </w:rPr>
+              <w:t>—</w:t>
+            </w:r>
+          </w:p>
+        </w:tc>
+      </w:tr>
+      <w:tr>
+        <w:tc>
+          <w:tcPr>
+            <w:tcW w:type="dxa" w:w="1882"/>
+            <w:shd w:val="clear" w:color="auto" w:fill="FBF5EE"/>
+          </w:tcPr>
+          <w:p>
+            <w:pPr>
+              <w:spacing w:before="40" w:after="40" w:line="276" w:lineRule="auto"/>
+            </w:pPr>
+            <w:r>
+              <w:rPr>
+                <w:rFonts w:ascii="Jost" w:hAnsi="Jost" w:cs="Jost" w:eastAsia="Jost"/>
+                <w:b w:val="0"/>
+                <w:i w:val="0"/>
+                <w:color w:val="4A3A2C"/>
+                <w:sz w:val="17"/>
+              </w:rPr>
+              <w:t>Membership pause or cancellation outside standard terms</w:t>
+            </w:r>
+          </w:p>
+        </w:tc>
+        <w:tc>
+          <w:tcPr>
+            <w:tcW w:type="dxa" w:w="1882"/>
+            <w:shd w:val="clear" w:color="auto" w:fill="FBF5EE"/>
+          </w:tcPr>
+          <w:p>
+            <w:pPr>
+              <w:spacing w:before="40" w:after="40" w:line="276" w:lineRule="auto"/>
+            </w:pPr>
+            <w:r>
+              <w:rPr>
+                <w:rFonts w:ascii="Jost" w:hAnsi="Jost" w:cs="Jost" w:eastAsia="Jost"/>
+                <w:b w:val="0"/>
+                <w:i w:val="0"/>
+                <w:color w:val="4A3A2C"/>
+                <w:sz w:val="17"/>
+              </w:rPr>
+              <w:t>—</w:t>
+            </w:r>
+          </w:p>
+        </w:tc>
+        <w:tc>
+          <w:tcPr>
+            <w:tcW w:type="dxa" w:w="1882"/>
+            <w:shd w:val="clear" w:color="auto" w:fill="FBF5EE"/>
+          </w:tcPr>
+          <w:p>
+            <w:pPr>
+              <w:spacing w:before="40" w:after="40" w:line="276" w:lineRule="auto"/>
+            </w:pPr>
+            <w:r>
+              <w:rPr>
+                <w:rFonts w:ascii="Jost" w:hAnsi="Jost" w:cs="Jost" w:eastAsia="Jost"/>
+                <w:b w:val="0"/>
+                <w:i w:val="0"/>
+                <w:color w:val="4A3A2C"/>
+                <w:sz w:val="17"/>
+              </w:rPr>
+              <w:t>I</w:t>
+            </w:r>
+          </w:p>
+        </w:tc>
+        <w:tc>
+          <w:tcPr>
+            <w:tcW w:type="dxa" w:w="1882"/>
+            <w:shd w:val="clear" w:color="auto" w:fill="FBF5EE"/>
+          </w:tcPr>
+          <w:p>
+            <w:pPr>
+              <w:spacing w:before="40" w:after="40" w:line="276" w:lineRule="auto"/>
+            </w:pPr>
+            <w:r>
+              <w:rPr>
+                <w:rFonts w:ascii="Jost" w:hAnsi="Jost" w:cs="Jost" w:eastAsia="Jost"/>
+                <w:b w:val="0"/>
+                <w:i w:val="0"/>
+                <w:color w:val="4A3A2C"/>
+                <w:sz w:val="17"/>
+              </w:rPr>
+              <w:t>A</w:t>
+            </w:r>
+          </w:p>
+        </w:tc>
+        <w:tc>
+          <w:tcPr>
+            <w:tcW w:type="dxa" w:w="1882"/>
+            <w:shd w:val="clear" w:color="auto" w:fill="FBF5EE"/>
+          </w:tcPr>
+          <w:p>
+            <w:pPr>
+              <w:spacing w:before="40" w:after="40" w:line="276" w:lineRule="auto"/>
+            </w:pPr>
+            <w:r>
+              <w:rPr>
+                <w:rFonts w:ascii="Jost" w:hAnsi="Jost" w:cs="Jost" w:eastAsia="Jost"/>
+                <w:b w:val="0"/>
+                <w:i w:val="0"/>
+                <w:color w:val="4A3A2C"/>
+                <w:sz w:val="17"/>
+              </w:rPr>
+              <w:t>R</w:t>
+            </w:r>
+          </w:p>
+        </w:tc>
+      </w:tr>
+      <w:tr>
+        <w:tc>
+          <w:tcPr>
+            <w:tcW w:type="dxa" w:w="1882"/>
+          </w:tcPr>
+          <w:p>
+            <w:pPr>
+              <w:spacing w:before="40" w:after="40" w:line="276" w:lineRule="auto"/>
+            </w:pPr>
+            <w:r>
+              <w:rPr>
+                <w:rFonts w:ascii="Jost" w:hAnsi="Jost" w:cs="Jost" w:eastAsia="Jost"/>
+                <w:b w:val="0"/>
+                <w:i w:val="0"/>
+                <w:color w:val="4A3A2C"/>
+                <w:sz w:val="17"/>
+              </w:rPr>
+              <w:t>Guest passes beyond membership allowance</w:t>
+            </w:r>
+          </w:p>
+        </w:tc>
+        <w:tc>
+          <w:tcPr>
+            <w:tcW w:type="dxa" w:w="1882"/>
+          </w:tcPr>
+          <w:p>
+            <w:pPr>
+              <w:spacing w:before="40" w:after="40" w:line="276" w:lineRule="auto"/>
+            </w:pPr>
+            <w:r>
+              <w:rPr>
+                <w:rFonts w:ascii="Jost" w:hAnsi="Jost" w:cs="Jost" w:eastAsia="Jost"/>
+                <w:b w:val="0"/>
+                <w:i w:val="0"/>
+                <w:color w:val="4A3A2C"/>
+                <w:sz w:val="17"/>
+              </w:rPr>
+              <w:t>—</w:t>
+            </w:r>
+          </w:p>
+        </w:tc>
+        <w:tc>
+          <w:tcPr>
+            <w:tcW w:type="dxa" w:w="1882"/>
+          </w:tcPr>
+          <w:p>
+            <w:pPr>
+              <w:spacing w:before="40" w:after="40" w:line="276" w:lineRule="auto"/>
+            </w:pPr>
+            <w:r>
+              <w:rPr>
+                <w:rFonts w:ascii="Jost" w:hAnsi="Jost" w:cs="Jost" w:eastAsia="Jost"/>
+                <w:b w:val="0"/>
+                <w:i w:val="0"/>
+                <w:color w:val="4A3A2C"/>
+                <w:sz w:val="17"/>
+              </w:rPr>
+              <w:t>—</w:t>
+            </w:r>
+          </w:p>
+        </w:tc>
+        <w:tc>
+          <w:tcPr>
+            <w:tcW w:type="dxa" w:w="1882"/>
+          </w:tcPr>
+          <w:p>
+            <w:pPr>
+              <w:spacing w:before="40" w:after="40" w:line="276" w:lineRule="auto"/>
+            </w:pPr>
+            <w:r>
+              <w:rPr>
+                <w:rFonts w:ascii="Jost" w:hAnsi="Jost" w:cs="Jost" w:eastAsia="Jost"/>
+                <w:b w:val="0"/>
+                <w:i w:val="0"/>
+                <w:color w:val="4A3A2C"/>
+                <w:sz w:val="17"/>
+              </w:rPr>
+              <w:t>A</w:t>
+            </w:r>
+          </w:p>
+        </w:tc>
+        <w:tc>
+          <w:tcPr>
+            <w:tcW w:type="dxa" w:w="1882"/>
           </w:tcPr>
           <w:p>
             <w:pPr>
@@ -4999,7 +5569,7 @@
                 <w:color w:val="4A3A2C"/>
                 <w:sz w:val="17"/>
               </w:rPr>
-              <w:t>Campaigns, launch event and paid media</w:t>
+              <w:t>Campaigns, launch event and paid ad campaigns (Meta / Instagram / Google)</w:t>
             </w:r>
           </w:p>
         </w:tc>
@@ -5631,7 +6201,27 @@
           <w:color w:val="4A3A2C"/>
           <w:sz w:val="18"/>
         </w:rPr>
-        <w:t>Wording that could read as a medical claim is also reviewed by the Clinical Lead before release.</w:t>
+        <w:t xml:space="preserve">Wording that could read as a medical claim is also referred to the </w:t>
+      </w:r>
+      <w:r>
+        <w:rPr>
+          <w:rFonts w:ascii="Jost" w:hAnsi="Jost" w:cs="Jost" w:eastAsia="Jost"/>
+          <w:b w:val="0"/>
+          <w:i w:val="0"/>
+          <w:color w:val="A6754C"/>
+          <w:sz w:val="18"/>
+        </w:rPr>
+        <w:t>[Medical Director named on the licence]</w:t>
+      </w:r>
+      <w:r>
+        <w:rPr>
+          <w:rFonts w:ascii="Jost" w:hAnsi="Jost" w:cs="Jost" w:eastAsia="Jost"/>
+          <w:b w:val="0"/>
+          <w:i w:val="0"/>
+          <w:color w:val="4A3A2C"/>
+          <w:sz w:val="18"/>
+        </w:rPr>
+        <w:t xml:space="preserve"> before release where the General Manager is in doubt.</w:t>
       </w:r>
     </w:p>
     <w:p>
@@ -6006,7 +6596,7 @@
                 <w:color w:val="4A3A2C"/>
                 <w:sz w:val="17"/>
               </w:rPr>
-              <w:t>Clinical protocols (IV, hyperbaric)</w:t>
+              <w:t>Introducing any clinical service (e.g. IV, future)</w:t>
             </w:r>
           </w:p>
         </w:tc>
@@ -6026,7 +6616,7 @@
                 <w:color w:val="4A3A2C"/>
                 <w:sz w:val="17"/>
               </w:rPr>
-              <w:t>I</w:t>
+              <w:t>A (joint)</w:t>
             </w:r>
           </w:p>
         </w:tc>
@@ -6046,7 +6636,7 @@
                 <w:color w:val="4A3A2C"/>
                 <w:sz w:val="17"/>
               </w:rPr>
-              <w:t>I</w:t>
+              <w:t>A (joint)</w:t>
             </w:r>
           </w:p>
         </w:tc>
@@ -6066,7 +6656,7 @@
                 <w:color w:val="4A3A2C"/>
                 <w:sz w:val="17"/>
               </w:rPr>
-              <w:t>C</w:t>
+              <w:t>R</w:t>
             </w:r>
           </w:p>
         </w:tc>
@@ -6527,7 +7117,7 @@
                 <w:color w:val="4A3A2C"/>
                 <w:sz w:val="17"/>
               </w:rPr>
-              <w:t>Incident — serious (injury, clinical event, regulator contact)</w:t>
+              <w:t>Incident — serious (injury, medical emergency, regulator contact)</w:t>
             </w:r>
           </w:p>
         </w:tc>
@@ -6741,7 +7331,27 @@
           <w:color w:val="4A3A2C"/>
           <w:sz w:val="18"/>
         </w:rPr>
-        <w:t>Clinical protocols are approved by the Clinical Lead, subject to DHA requirements. Equipment faults are reported to Elevé Health the same day.</w:t>
+        <w:t xml:space="preserve">There is one unit of each machine, so taking a unit out of service makes that modality unavailable; affected bookings are moved or offered an alternative. Equipment faults are reported to Elevé Health the same day. Machine settings and session limits are </w:t>
+      </w:r>
+      <w:r>
+        <w:rPr>
+          <w:rFonts w:ascii="Jost" w:hAnsi="Jost" w:cs="Jost" w:eastAsia="Jost"/>
+          <w:b w:val="0"/>
+          <w:i w:val="0"/>
+          <w:color w:val="A6754C"/>
+          <w:sz w:val="18"/>
+        </w:rPr>
+        <w:t>[per Elevé protocol — pending]</w:t>
+      </w:r>
+      <w:r>
+        <w:rPr>
+          <w:rFonts w:ascii="Jost" w:hAnsi="Jost" w:cs="Jost" w:eastAsia="Jost"/>
+          <w:b w:val="0"/>
+          <w:i w:val="0"/>
+          <w:color w:val="4A3A2C"/>
+          <w:sz w:val="18"/>
+        </w:rPr>
+        <w:t>.</w:t>
       </w:r>
     </w:p>
     <w:p>
@@ -6862,7 +7472,47 @@
           <w:color w:val="4A3A2C"/>
           <w:sz w:val="20"/>
         </w:rPr>
-        <w:t>General Manager to both CEOs, within one hour for serious incidents.</w:t>
+        <w:t>General Manager to both CEOs (</w:t>
+      </w:r>
+      <w:r>
+        <w:rPr>
+          <w:rFonts w:ascii="Jost" w:hAnsi="Jost" w:cs="Jost" w:eastAsia="Jost"/>
+          <w:b w:val="0"/>
+          <w:i w:val="0"/>
+          <w:color w:val="A6754C"/>
+          <w:sz w:val="20"/>
+        </w:rPr>
+        <w:t>[CEO contact order to be confirmed]</w:t>
+      </w:r>
+      <w:r>
+        <w:rPr>
+          <w:rFonts w:ascii="Jost" w:hAnsi="Jost" w:cs="Jost" w:eastAsia="Jost"/>
+          <w:b w:val="0"/>
+          <w:i w:val="0"/>
+          <w:color w:val="4A3A2C"/>
+          <w:sz w:val="20"/>
+        </w:rPr>
+        <w:t xml:space="preserve">), within one hour for serious incidents; the </w:t>
+      </w:r>
+      <w:r>
+        <w:rPr>
+          <w:rFonts w:ascii="Jost" w:hAnsi="Jost" w:cs="Jost" w:eastAsia="Jost"/>
+          <w:b w:val="0"/>
+          <w:i w:val="0"/>
+          <w:color w:val="A6754C"/>
+          <w:sz w:val="20"/>
+        </w:rPr>
+        <w:t>[Medical Director named on the licence]</w:t>
+      </w:r>
+      <w:r>
+        <w:rPr>
+          <w:rFonts w:ascii="Jost" w:hAnsi="Jost" w:cs="Jost" w:eastAsia="Jost"/>
+          <w:b w:val="0"/>
+          <w:i w:val="0"/>
+          <w:color w:val="4A3A2C"/>
+          <w:sz w:val="20"/>
+        </w:rPr>
+        <w:t xml:space="preserve"> is informed of any health-related incident.</w:t>
       </w:r>
     </w:p>
     <w:p>
